--- a/Documentation/Reports and Papers/Isometric_Force_Test/Review_round_1/Reviewer_checklist.docx
+++ b/Documentation/Reports and Papers/Isometric_Force_Test/Review_round_1/Reviewer_checklist.docx
@@ -35,6 +35,18 @@
       <w:pPr>
         <w:pStyle w:val="ListParagraph"/>
         <w:numPr>
+          <w:ilvl w:val="1"/>
+          <w:numId w:val="1"/>
+        </w:numPr>
+      </w:pPr>
+      <w:r>
+        <w:t>For clarification, are you asking for a figure legend?</w:t>
+      </w:r>
+    </w:p>
+    <w:p>
+      <w:pPr>
+        <w:pStyle w:val="ListParagraph"/>
+        <w:numPr>
           <w:ilvl w:val="0"/>
           <w:numId w:val="1"/>
         </w:numPr>
@@ -47,12 +59,37 @@
       <w:pPr>
         <w:pStyle w:val="ListParagraph"/>
         <w:numPr>
+          <w:ilvl w:val="1"/>
+          <w:numId w:val="1"/>
+        </w:numPr>
+      </w:pPr>
+      <w:proofErr w:type="gramStart"/>
+      <w:r>
+        <w:t>Agreed</w:t>
+      </w:r>
+      <w:proofErr w:type="gramEnd"/>
+      <w:r>
+        <w:t>. Will fix.</w:t>
+      </w:r>
+    </w:p>
+    <w:p>
+      <w:pPr>
+        <w:pStyle w:val="ListParagraph"/>
+        <w:numPr>
           <w:ilvl w:val="0"/>
           <w:numId w:val="1"/>
         </w:numPr>
       </w:pPr>
       <w:r>
-        <w:t>There should be a space between the value and the unit, such as, 490 N. Check and revise across this manuscript.</w:t>
+        <w:t xml:space="preserve">There should be a space between the value and the unit, such </w:t>
+      </w:r>
+      <w:proofErr w:type="gramStart"/>
+      <w:r>
+        <w:t>as,</w:t>
+      </w:r>
+      <w:proofErr w:type="gramEnd"/>
+      <w:r>
+        <w:t xml:space="preserve"> 490 N. Check and revise across this manuscript.</w:t>
       </w:r>
     </w:p>
     <w:p>
@@ -155,11 +192,9 @@
       <w:r>
         <w:t xml:space="preserve">easuring between hose clamps on </w:t>
       </w:r>
-      <w:proofErr w:type="spellStart"/>
-      <w:r>
-        <w:t>Ingstrom</w:t>
-      </w:r>
-      <w:proofErr w:type="spellEnd"/>
+      <w:r>
+        <w:t>Instron</w:t>
+      </w:r>
       <w:r>
         <w:t xml:space="preserve"> </w:t>
       </w:r>
@@ -257,11 +292,34 @@
         <w:t>at 6000 N (maximum rated load), or 10 million cycles at 4000 N. The</w:t>
       </w:r>
       <w:r>
-        <w:t xml:space="preserve">y do not mention the service life of the other size BPAs. The Festo DMSP/MAS 2018 manual mentions factors that can decrease service life, but not </w:t>
+        <w:t xml:space="preserve">y do not mention the service life of the other size BPAs. The Festo </w:t>
       </w:r>
       <w:r>
         <w:lastRenderedPageBreak/>
-        <w:t xml:space="preserve">how the force degrades over time. The 2018 version also says to inspect the BPA every 500,000 cycles for signs of aging. </w:t>
+        <w:t>DMSP/MAS 2018</w:t>
+      </w:r>
+      <w:r>
+        <w:t xml:space="preserve"> Fluidic Muscle</w:t>
+      </w:r>
+      <w:r>
+        <w:t xml:space="preserve"> manual</w:t>
+      </w:r>
+      <w:r>
+        <w:t xml:space="preserve"> (</w:t>
+      </w:r>
+      <w:hyperlink r:id="rId5" w:history="1">
+        <w:r>
+          <w:rPr>
+            <w:rStyle w:val="Hyperlink"/>
+          </w:rPr>
+          <w:t>https://www.festo.com/net/en_us/SupportPortal/Files/732773/DMSP_MAS_2018-01f_8081496g1.pdf</w:t>
+        </w:r>
+      </w:hyperlink>
+      <w:r>
+        <w:t>, page 11)</w:t>
+      </w:r>
+      <w:r>
+        <w:t xml:space="preserve"> mentions factors that can decrease service life, but not how the force degrades over time. The 2018 version also says to inspect the BPA every 500,000 cycles for signs of aging. </w:t>
       </w:r>
     </w:p>
     <w:p>
@@ -296,6 +354,17 @@
       <w:r>
         <w:t xml:space="preserve"> at various lengths.</w:t>
       </w:r>
+      <w:r>
+        <w:t xml:space="preserve"> </w:t>
+      </w:r>
+      <w:r>
+        <w:rPr>
+          <w:b/>
+          <w:bCs/>
+          <w:color w:val="EE0000"/>
+        </w:rPr>
+        <w:t>WORK ON THIS</w:t>
+      </w:r>
     </w:p>
     <w:p>
       <w:pPr>
@@ -306,7 +375,15 @@
         </w:numPr>
       </w:pPr>
       <w:r>
-        <w:t>Why 620 kPa is chosen as the normalization reference? Whether other pressures can also be employed?</w:t>
+        <w:t xml:space="preserve">Why </w:t>
+      </w:r>
+      <w:proofErr w:type="gramStart"/>
+      <w:r>
+        <w:t>620 kPa is</w:t>
+      </w:r>
+      <w:proofErr w:type="gramEnd"/>
+      <w:r>
+        <w:t xml:space="preserve"> chosen as the normalization reference? Whether other pressures can also be employed?</w:t>
       </w:r>
     </w:p>
     <w:p>
@@ -376,6 +453,9 @@
       </w:pPr>
       <w:r>
         <w:t>Yes.</w:t>
+      </w:r>
+      <w:r>
+        <w:t xml:space="preserve"> The references have been corrected.</w:t>
       </w:r>
     </w:p>
     <w:p>
@@ -404,13 +484,23 @@
       <w:r>
         <w:t xml:space="preserve">A simple analysis of a product's performance and the difference between the manufacturer's specifications and the individual device.  As a route to </w:t>
       </w:r>
-      <w:proofErr w:type="spellStart"/>
-      <w:r>
-        <w:t>characterising</w:t>
-      </w:r>
-      <w:proofErr w:type="spellEnd"/>
-      <w:r>
-        <w:t xml:space="preserve"> the actuator for use in an eventual product it is acceptable.  However, it would be informative for the authors to speculate the reasons for the deviations between their model and the manufacturer's.  They identify </w:t>
+      <w:r>
+        <w:t>characterizing</w:t>
+      </w:r>
+      <w:r>
+        <w:t xml:space="preserve"> the actuator for use in an eventual product it is acceptable.  </w:t>
+      </w:r>
+    </w:p>
+    <w:p>
+      <w:pPr>
+        <w:pStyle w:val="ListParagraph"/>
+        <w:numPr>
+          <w:ilvl w:val="0"/>
+          <w:numId w:val="3"/>
+        </w:numPr>
+      </w:pPr>
+      <w:r>
+        <w:t>However, it would be informative for the authors to speculate the reasons for the deviations between their model and the manufacturer's.  They identify </w:t>
       </w:r>
       <w:r>
         <w:rPr>
@@ -434,6 +524,74 @@
       </w:r>
     </w:p>
     <w:p>
+      <w:pPr>
+        <w:pStyle w:val="ListParagraph"/>
+        <w:numPr>
+          <w:ilvl w:val="1"/>
+          <w:numId w:val="3"/>
+        </w:numPr>
+      </w:pPr>
+      <w:r>
+        <w:t>This is a mystery. In the 2013 catalogue (</w:t>
+      </w:r>
+      <w:r>
+        <w:t>https://ftp.festo.com/Public/PNEUMATIC/SOFTWARE_SERVICE/Documentation/2015/EN/DMSP-MAS_EN.PDF</w:t>
+      </w:r>
+      <w:r>
+        <w:t xml:space="preserve">), they note that testing was done with BPAs that are 10x the diameter. I think their model must have a sign with an inverted parameter, because even in some of their documentation they note that force decreases with decreasing length. However, the 100 mm BPA should have much less force than what is shown in the curve. This is our experience and the reason for the testing. They don’t properly account for the end effects of the pressure </w:t>
+      </w:r>
+      <w:r>
+        <w:lastRenderedPageBreak/>
+        <w:t>vessel where end effects dominate: “</w:t>
+      </w:r>
+      <w:r>
+        <w:tab/>
+      </w:r>
+      <w:r>
+        <w:t>Clamped ends that fix diameter but allow axial displacement: impose strong boundary conditions that force steep gradients in hoop strain near the ends → boundary layers where bending and shear matter and analytic membrane-only solutions deviate.</w:t>
+      </w:r>
+    </w:p>
+    <w:p>
+      <w:pPr>
+        <w:pStyle w:val="ListParagraph"/>
+        <w:numPr>
+          <w:ilvl w:val="2"/>
+          <w:numId w:val="3"/>
+        </w:numPr>
+      </w:pPr>
+      <w:r>
+        <w:t>Short vs long vessels (50–550 mm):</w:t>
+      </w:r>
+    </w:p>
+    <w:p>
+      <w:pPr>
+        <w:pStyle w:val="ListParagraph"/>
+        <w:numPr>
+          <w:ilvl w:val="2"/>
+          <w:numId w:val="3"/>
+        </w:numPr>
+      </w:pPr>
+      <w:r>
+        <w:t>Short vessels: end effects dominate; the axial length scale of the boundary layer is comparable to the vessel length, so global solution differs substantially from an infinite cylinder solution.</w:t>
+      </w:r>
+    </w:p>
+    <w:p>
+      <w:pPr>
+        <w:pStyle w:val="ListParagraph"/>
+        <w:ind w:left="1440"/>
+      </w:pPr>
+      <w:r>
+        <w:t>“</w:t>
+      </w:r>
+    </w:p>
+    <w:p>
+      <w:pPr>
+        <w:pStyle w:val="ListParagraph"/>
+        <w:numPr>
+          <w:ilvl w:val="0"/>
+          <w:numId w:val="3"/>
+        </w:numPr>
+      </w:pPr>
       <w:r>
         <w:t>One concern is: "</w:t>
       </w:r>
@@ -457,11 +615,49 @@
       </w:r>
     </w:p>
     <w:p>
+      <w:pPr>
+        <w:pStyle w:val="ListParagraph"/>
+        <w:numPr>
+          <w:ilvl w:val="1"/>
+          <w:numId w:val="3"/>
+        </w:numPr>
+      </w:pPr>
+      <w:r>
+        <w:t>i.e. find older references.</w:t>
+      </w:r>
+    </w:p>
+    <w:p>
+      <w:pPr>
+        <w:pStyle w:val="ListParagraph"/>
+        <w:numPr>
+          <w:ilvl w:val="0"/>
+          <w:numId w:val="3"/>
+        </w:numPr>
+      </w:pPr>
       <w:r>
         <w:t>The figures, especially Figure 4, are quite small, the vertical scale reduced.  There are few figures in the paper so I suggest they can afford to take up a little more space.</w:t>
       </w:r>
     </w:p>
     <w:p>
+      <w:pPr>
+        <w:pStyle w:val="ListParagraph"/>
+        <w:numPr>
+          <w:ilvl w:val="1"/>
+          <w:numId w:val="3"/>
+        </w:numPr>
+      </w:pPr>
+      <w:r>
+        <w:t>We will update.</w:t>
+      </w:r>
+    </w:p>
+    <w:p>
+      <w:pPr>
+        <w:pStyle w:val="ListParagraph"/>
+        <w:numPr>
+          <w:ilvl w:val="0"/>
+          <w:numId w:val="3"/>
+        </w:numPr>
+      </w:pPr>
       <w:r>
         <w:t xml:space="preserve">An observation is that the disadvantage of BPAs </w:t>
       </w:r>
@@ -497,10 +693,24 @@
       </w:r>
     </w:p>
     <w:p>
-      <w:r>
-        <w:lastRenderedPageBreak/>
-        <w:tab/>
-        <w:t xml:space="preserve">Add to discussion ways that BPAs are and are not like real muscles. </w:t>
+      <w:pPr>
+        <w:pStyle w:val="ListParagraph"/>
+        <w:numPr>
+          <w:ilvl w:val="1"/>
+          <w:numId w:val="3"/>
+        </w:numPr>
+      </w:pPr>
+      <w:r>
+        <w:t>To address this, we will a</w:t>
+      </w:r>
+      <w:r>
+        <w:t>dd to discussion</w:t>
+      </w:r>
+      <w:r>
+        <w:t xml:space="preserve"> section the</w:t>
+      </w:r>
+      <w:r>
+        <w:t xml:space="preserve"> ways that BPAs are and are not like real muscles. </w:t>
       </w:r>
     </w:p>
     <w:p/>
@@ -715,11 +925,252 @@
       </w:pPr>
     </w:lvl>
   </w:abstractNum>
+  <w:abstractNum w:abstractNumId="2" w15:restartNumberingAfterBreak="0">
+    <w:nsid w:val="536647CD"/>
+    <w:multiLevelType w:val="multilevel"/>
+    <w:tmpl w:val="7C5C3596"/>
+    <w:lvl w:ilvl="0">
+      <w:start w:val="1"/>
+      <w:numFmt w:val="bullet"/>
+      <w:lvlText w:val=""/>
+      <w:lvlJc w:val="left"/>
+      <w:pPr>
+        <w:tabs>
+          <w:tab w:val="num" w:pos="720"/>
+        </w:tabs>
+        <w:ind w:left="720" w:hanging="360"/>
+      </w:pPr>
+      <w:rPr>
+        <w:rFonts w:ascii="Symbol" w:hAnsi="Symbol" w:hint="default"/>
+        <w:sz w:val="20"/>
+      </w:rPr>
+    </w:lvl>
+    <w:lvl w:ilvl="1">
+      <w:start w:val="1"/>
+      <w:numFmt w:val="bullet"/>
+      <w:lvlText w:val=""/>
+      <w:lvlJc w:val="left"/>
+      <w:pPr>
+        <w:tabs>
+          <w:tab w:val="num" w:pos="1440"/>
+        </w:tabs>
+        <w:ind w:left="1440" w:hanging="360"/>
+      </w:pPr>
+      <w:rPr>
+        <w:rFonts w:ascii="Symbol" w:hAnsi="Symbol" w:hint="default"/>
+        <w:sz w:val="20"/>
+      </w:rPr>
+    </w:lvl>
+    <w:lvl w:ilvl="2" w:tentative="1">
+      <w:start w:val="1"/>
+      <w:numFmt w:val="bullet"/>
+      <w:lvlText w:val=""/>
+      <w:lvlJc w:val="left"/>
+      <w:pPr>
+        <w:tabs>
+          <w:tab w:val="num" w:pos="2160"/>
+        </w:tabs>
+        <w:ind w:left="2160" w:hanging="360"/>
+      </w:pPr>
+      <w:rPr>
+        <w:rFonts w:ascii="Symbol" w:hAnsi="Symbol" w:hint="default"/>
+        <w:sz w:val="20"/>
+      </w:rPr>
+    </w:lvl>
+    <w:lvl w:ilvl="3" w:tentative="1">
+      <w:start w:val="1"/>
+      <w:numFmt w:val="bullet"/>
+      <w:lvlText w:val=""/>
+      <w:lvlJc w:val="left"/>
+      <w:pPr>
+        <w:tabs>
+          <w:tab w:val="num" w:pos="2880"/>
+        </w:tabs>
+        <w:ind w:left="2880" w:hanging="360"/>
+      </w:pPr>
+      <w:rPr>
+        <w:rFonts w:ascii="Symbol" w:hAnsi="Symbol" w:hint="default"/>
+        <w:sz w:val="20"/>
+      </w:rPr>
+    </w:lvl>
+    <w:lvl w:ilvl="4" w:tentative="1">
+      <w:start w:val="1"/>
+      <w:numFmt w:val="bullet"/>
+      <w:lvlText w:val=""/>
+      <w:lvlJc w:val="left"/>
+      <w:pPr>
+        <w:tabs>
+          <w:tab w:val="num" w:pos="3600"/>
+        </w:tabs>
+        <w:ind w:left="3600" w:hanging="360"/>
+      </w:pPr>
+      <w:rPr>
+        <w:rFonts w:ascii="Symbol" w:hAnsi="Symbol" w:hint="default"/>
+        <w:sz w:val="20"/>
+      </w:rPr>
+    </w:lvl>
+    <w:lvl w:ilvl="5" w:tentative="1">
+      <w:start w:val="1"/>
+      <w:numFmt w:val="bullet"/>
+      <w:lvlText w:val=""/>
+      <w:lvlJc w:val="left"/>
+      <w:pPr>
+        <w:tabs>
+          <w:tab w:val="num" w:pos="4320"/>
+        </w:tabs>
+        <w:ind w:left="4320" w:hanging="360"/>
+      </w:pPr>
+      <w:rPr>
+        <w:rFonts w:ascii="Symbol" w:hAnsi="Symbol" w:hint="default"/>
+        <w:sz w:val="20"/>
+      </w:rPr>
+    </w:lvl>
+    <w:lvl w:ilvl="6" w:tentative="1">
+      <w:start w:val="1"/>
+      <w:numFmt w:val="bullet"/>
+      <w:lvlText w:val=""/>
+      <w:lvlJc w:val="left"/>
+      <w:pPr>
+        <w:tabs>
+          <w:tab w:val="num" w:pos="5040"/>
+        </w:tabs>
+        <w:ind w:left="5040" w:hanging="360"/>
+      </w:pPr>
+      <w:rPr>
+        <w:rFonts w:ascii="Symbol" w:hAnsi="Symbol" w:hint="default"/>
+        <w:sz w:val="20"/>
+      </w:rPr>
+    </w:lvl>
+    <w:lvl w:ilvl="7" w:tentative="1">
+      <w:start w:val="1"/>
+      <w:numFmt w:val="bullet"/>
+      <w:lvlText w:val=""/>
+      <w:lvlJc w:val="left"/>
+      <w:pPr>
+        <w:tabs>
+          <w:tab w:val="num" w:pos="5760"/>
+        </w:tabs>
+        <w:ind w:left="5760" w:hanging="360"/>
+      </w:pPr>
+      <w:rPr>
+        <w:rFonts w:ascii="Symbol" w:hAnsi="Symbol" w:hint="default"/>
+        <w:sz w:val="20"/>
+      </w:rPr>
+    </w:lvl>
+    <w:lvl w:ilvl="8" w:tentative="1">
+      <w:start w:val="1"/>
+      <w:numFmt w:val="bullet"/>
+      <w:lvlText w:val=""/>
+      <w:lvlJc w:val="left"/>
+      <w:pPr>
+        <w:tabs>
+          <w:tab w:val="num" w:pos="6480"/>
+        </w:tabs>
+        <w:ind w:left="6480" w:hanging="360"/>
+      </w:pPr>
+      <w:rPr>
+        <w:rFonts w:ascii="Symbol" w:hAnsi="Symbol" w:hint="default"/>
+        <w:sz w:val="20"/>
+      </w:rPr>
+    </w:lvl>
+  </w:abstractNum>
+  <w:abstractNum w:abstractNumId="3" w15:restartNumberingAfterBreak="0">
+    <w:nsid w:val="649E4DE0"/>
+    <w:multiLevelType w:val="hybridMultilevel"/>
+    <w:tmpl w:val="ACBE8C52"/>
+    <w:lvl w:ilvl="0" w:tplc="0409000F">
+      <w:start w:val="1"/>
+      <w:numFmt w:val="decimal"/>
+      <w:lvlText w:val="%1."/>
+      <w:lvlJc w:val="left"/>
+      <w:pPr>
+        <w:ind w:left="720" w:hanging="360"/>
+      </w:pPr>
+    </w:lvl>
+    <w:lvl w:ilvl="1" w:tplc="04090019">
+      <w:start w:val="1"/>
+      <w:numFmt w:val="lowerLetter"/>
+      <w:lvlText w:val="%2."/>
+      <w:lvlJc w:val="left"/>
+      <w:pPr>
+        <w:ind w:left="1440" w:hanging="360"/>
+      </w:pPr>
+    </w:lvl>
+    <w:lvl w:ilvl="2" w:tplc="0409001B">
+      <w:start w:val="1"/>
+      <w:numFmt w:val="lowerRoman"/>
+      <w:lvlText w:val="%3."/>
+      <w:lvlJc w:val="right"/>
+      <w:pPr>
+        <w:ind w:left="2160" w:hanging="180"/>
+      </w:pPr>
+    </w:lvl>
+    <w:lvl w:ilvl="3" w:tplc="0409000F" w:tentative="1">
+      <w:start w:val="1"/>
+      <w:numFmt w:val="decimal"/>
+      <w:lvlText w:val="%4."/>
+      <w:lvlJc w:val="left"/>
+      <w:pPr>
+        <w:ind w:left="2880" w:hanging="360"/>
+      </w:pPr>
+    </w:lvl>
+    <w:lvl w:ilvl="4" w:tplc="04090019" w:tentative="1">
+      <w:start w:val="1"/>
+      <w:numFmt w:val="lowerLetter"/>
+      <w:lvlText w:val="%5."/>
+      <w:lvlJc w:val="left"/>
+      <w:pPr>
+        <w:ind w:left="3600" w:hanging="360"/>
+      </w:pPr>
+    </w:lvl>
+    <w:lvl w:ilvl="5" w:tplc="0409001B" w:tentative="1">
+      <w:start w:val="1"/>
+      <w:numFmt w:val="lowerRoman"/>
+      <w:lvlText w:val="%6."/>
+      <w:lvlJc w:val="right"/>
+      <w:pPr>
+        <w:ind w:left="4320" w:hanging="180"/>
+      </w:pPr>
+    </w:lvl>
+    <w:lvl w:ilvl="6" w:tplc="0409000F" w:tentative="1">
+      <w:start w:val="1"/>
+      <w:numFmt w:val="decimal"/>
+      <w:lvlText w:val="%7."/>
+      <w:lvlJc w:val="left"/>
+      <w:pPr>
+        <w:ind w:left="5040" w:hanging="360"/>
+      </w:pPr>
+    </w:lvl>
+    <w:lvl w:ilvl="7" w:tplc="04090019" w:tentative="1">
+      <w:start w:val="1"/>
+      <w:numFmt w:val="lowerLetter"/>
+      <w:lvlText w:val="%8."/>
+      <w:lvlJc w:val="left"/>
+      <w:pPr>
+        <w:ind w:left="5760" w:hanging="360"/>
+      </w:pPr>
+    </w:lvl>
+    <w:lvl w:ilvl="8" w:tplc="0409001B" w:tentative="1">
+      <w:start w:val="1"/>
+      <w:numFmt w:val="lowerRoman"/>
+      <w:lvlText w:val="%9."/>
+      <w:lvlJc w:val="right"/>
+      <w:pPr>
+        <w:ind w:left="6480" w:hanging="180"/>
+      </w:pPr>
+    </w:lvl>
+  </w:abstractNum>
   <w:num w:numId="1" w16cid:durableId="306319538">
     <w:abstractNumId w:val="0"/>
   </w:num>
   <w:num w:numId="2" w16cid:durableId="1323005112">
     <w:abstractNumId w:val="1"/>
+  </w:num>
+  <w:num w:numId="3" w16cid:durableId="48966804">
+    <w:abstractNumId w:val="3"/>
+  </w:num>
+  <w:num w:numId="4" w16cid:durableId="651787647">
+    <w:abstractNumId w:val="2"/>
   </w:num>
 </w:numbering>
 </file>
@@ -1640,6 +2091,29 @@
       <w:spacing w:val="5"/>
     </w:rPr>
   </w:style>
+  <w:style w:type="character" w:styleId="Hyperlink">
+    <w:name w:val="Hyperlink"/>
+    <w:basedOn w:val="DefaultParagraphFont"/>
+    <w:uiPriority w:val="99"/>
+    <w:unhideWhenUsed/>
+    <w:rsid w:val="006D6907"/>
+    <w:rPr>
+      <w:color w:val="0563C1" w:themeColor="hyperlink"/>
+      <w:u w:val="single"/>
+    </w:rPr>
+  </w:style>
+  <w:style w:type="character" w:styleId="UnresolvedMention">
+    <w:name w:val="Unresolved Mention"/>
+    <w:basedOn w:val="DefaultParagraphFont"/>
+    <w:uiPriority w:val="99"/>
+    <w:semiHidden/>
+    <w:unhideWhenUsed/>
+    <w:rsid w:val="006D6907"/>
+    <w:rPr>
+      <w:color w:val="605E5C"/>
+      <w:shd w:val="clear" w:color="auto" w:fill="E1DFDD"/>
+    </w:rPr>
+  </w:style>
 </w:styles>
 </file>
 

--- a/Documentation/Reports and Papers/Isometric_Force_Test/Review_round_1/Reviewer_checklist.docx
+++ b/Documentation/Reports and Papers/Isometric_Force_Test/Review_round_1/Reviewer_checklist.docx
@@ -42,6 +42,9 @@
       <w:r>
         <w:t>For clarification, are you asking for a figure legend?</w:t>
       </w:r>
+      <w:r>
+        <w:t xml:space="preserve"> Figure has been updated.</w:t>
+      </w:r>
     </w:p>
     <w:p>
       <w:pPr>
@@ -63,13 +66,24 @@
           <w:numId w:val="1"/>
         </w:numPr>
       </w:pPr>
+      <w:r>
+        <w:t xml:space="preserve">The size of Figures 2 through 4 </w:t>
+      </w:r>
       <w:proofErr w:type="gramStart"/>
       <w:r>
-        <w:t>Agreed</w:t>
+        <w:t>have</w:t>
       </w:r>
       <w:proofErr w:type="gramEnd"/>
       <w:r>
-        <w:t>. Will fix.</w:t>
+        <w:t xml:space="preserve"> </w:t>
+      </w:r>
+      <w:proofErr w:type="gramStart"/>
+      <w:r>
+        <w:t>been increased</w:t>
+      </w:r>
+      <w:proofErr w:type="gramEnd"/>
+      <w:r>
+        <w:t>.</w:t>
       </w:r>
     </w:p>
     <w:p>
@@ -133,7 +147,10 @@
         </w:numPr>
       </w:pPr>
       <w:r>
-        <w:t>Ok, we will add.</w:t>
+        <w:t xml:space="preserve">Ok, </w:t>
+      </w:r>
+      <w:r>
+        <w:t>the last two paragraphs have been organized under a Conclusion section.</w:t>
       </w:r>
     </w:p>
     <w:p>
@@ -208,7 +225,29 @@
         <w:t xml:space="preserve"> </w:t>
       </w:r>
       <w:r>
-        <w:t>The Festo Fluidic Muscle DMSP (2026) manual mention to avoid an unpressurized state and leave a residual pressure of up to 0.5 bar, and therefore the passive stiffness at this pressure would also be considered.</w:t>
+        <w:t xml:space="preserve">The Festo Fluidic Muscle DMSP (2026) manual </w:t>
+      </w:r>
+      <w:proofErr w:type="gramStart"/>
+      <w:r>
+        <w:t>mention</w:t>
+      </w:r>
+      <w:proofErr w:type="gramEnd"/>
+      <w:r>
+        <w:t xml:space="preserve"> to avoid </w:t>
+      </w:r>
+      <w:proofErr w:type="gramStart"/>
+      <w:r>
+        <w:t>an unpressurized</w:t>
+      </w:r>
+      <w:proofErr w:type="gramEnd"/>
+      <w:r>
+        <w:t xml:space="preserve"> state and leave a residual pressure of up to 0.5 bar, and therefore the passive stiffness at this pressure </w:t>
+      </w:r>
+      <w:r>
+        <w:t>sh</w:t>
+      </w:r>
+      <w:r>
+        <w:t>ould also be considered.</w:t>
       </w:r>
     </w:p>
     <w:p>
@@ -235,7 +274,13 @@
         <w:t>Noted on our analysis of maximum strain. We do not have systematic… Normalizing helps account for manufacturing variations. Own paragraph or combine with point 5.</w:t>
       </w:r>
       <w:r>
-        <w:t xml:space="preserve"> Add error bars to 3(b)</w:t>
+        <w:t xml:space="preserve"> </w:t>
+      </w:r>
+      <w:r>
+        <w:rPr>
+          <w:color w:val="70AD47" w:themeColor="accent6"/>
+        </w:rPr>
+        <w:t>Add error bars to 3(b)</w:t>
       </w:r>
     </w:p>
     <w:p>
@@ -542,13 +587,22 @@
       </w:r>
       <w:r>
         <w:lastRenderedPageBreak/>
-        <w:t>vessel where end effects dominate: “</w:t>
+        <w:t xml:space="preserve">vessel where end effects dominate: </w:t>
       </w:r>
       <w:r>
         <w:tab/>
       </w:r>
       <w:r>
-        <w:t>Clamped ends that fix diameter but allow axial displacement: impose strong boundary conditions that force steep gradients in hoop strain near the ends → boundary layers where bending and shear matter and analytic membrane-only solutions deviate.</w:t>
+        <w:t>“</w:t>
+      </w:r>
+      <w:r>
+        <w:t>Clamped ends that fix diameter but allow axial displacement: impose str</w:t>
+      </w:r>
+      <w:r>
+        <w:t>o</w:t>
+      </w:r>
+      <w:r>
+        <w:t>ng boundary conditions that force steep gradients in hoop strain near the ends → boundary layers where bending and shear matter and analytic membrane-only solutions deviate.</w:t>
       </w:r>
     </w:p>
     <w:p>
@@ -621,9 +675,18 @@
           <w:ilvl w:val="1"/>
           <w:numId w:val="3"/>
         </w:numPr>
-      </w:pPr>
-      <w:r>
-        <w:t>i.e. find older references.</w:t>
+        <w:rPr>
+          <w:color w:val="EE0000"/>
+        </w:rPr>
+      </w:pPr>
+      <w:r>
+        <w:t xml:space="preserve">i.e. </w:t>
+      </w:r>
+      <w:r>
+        <w:rPr>
+          <w:color w:val="EE0000"/>
+        </w:rPr>
+        <w:t>find older references.</w:t>
       </w:r>
     </w:p>
     <w:p>
@@ -647,7 +710,7 @@
         </w:numPr>
       </w:pPr>
       <w:r>
-        <w:t>We will update.</w:t>
+        <w:t>We have updated these figures for ease of readability.</w:t>
       </w:r>
     </w:p>
     <w:p>
@@ -701,13 +764,28 @@
         </w:numPr>
       </w:pPr>
       <w:r>
-        <w:t>To address this, we will a</w:t>
-      </w:r>
-      <w:r>
+        <w:t xml:space="preserve">To address this, we will </w:t>
+      </w:r>
+      <w:r>
+        <w:rPr>
+          <w:color w:val="EE0000"/>
+        </w:rPr>
+        <w:t>a</w:t>
+      </w:r>
+      <w:r>
+        <w:rPr>
+          <w:color w:val="EE0000"/>
+        </w:rPr>
         <w:t>dd to discussion</w:t>
       </w:r>
       <w:r>
-        <w:t xml:space="preserve"> section the</w:t>
+        <w:rPr>
+          <w:color w:val="EE0000"/>
+        </w:rPr>
+        <w:t xml:space="preserve"> </w:t>
+      </w:r>
+      <w:r>
+        <w:t>section the</w:t>
       </w:r>
       <w:r>
         <w:t xml:space="preserve"> ways that BPAs are and are not like real muscles. </w:t>
@@ -1778,6 +1856,7 @@
   <w:style w:type="character" w:default="1" w:styleId="DefaultParagraphFont">
     <w:name w:val="Default Paragraph Font"/>
     <w:uiPriority w:val="1"/>
+    <w:semiHidden/>
     <w:unhideWhenUsed/>
   </w:style>
   <w:style w:type="table" w:default="1" w:styleId="TableNormal">

--- a/Documentation/Reports and Papers/Isometric_Force_Test/Review_round_1/Reviewer_checklist.docx
+++ b/Documentation/Reports and Papers/Isometric_Force_Test/Review_round_1/Reviewer_checklist.docx
@@ -38,12 +38,21 @@
           <w:ilvl w:val="1"/>
           <w:numId w:val="1"/>
         </w:numPr>
+        <w:rPr>
+          <w:color w:val="00B050"/>
+        </w:rPr>
       </w:pPr>
       <w:r>
         <w:t>For clarification, are you asking for a figure legend?</w:t>
       </w:r>
       <w:r>
-        <w:t xml:space="preserve"> Figure has been updated.</w:t>
+        <w:t xml:space="preserve"> </w:t>
+      </w:r>
+      <w:r>
+        <w:t>The f</w:t>
+      </w:r>
+      <w:r>
+        <w:t>igure has been updated.</w:t>
       </w:r>
     </w:p>
     <w:p>
@@ -123,7 +132,49 @@
       </w:r>
       <w:proofErr w:type="spellEnd"/>
       <w:r>
-        <w:t xml:space="preserve"> with the standard /, space. We checked but can change it if needed (would need approval from MDPI copy-editors).</w:t>
+        <w:t xml:space="preserve"> with the standard /, space. We checked </w:t>
+      </w:r>
+      <w:r>
+        <w:t xml:space="preserve">the document and corrected a few that had a simple space. </w:t>
+      </w:r>
+      <w:proofErr w:type="gramStart"/>
+      <w:r>
+        <w:t>We</w:t>
+      </w:r>
+      <w:r>
+        <w:t xml:space="preserve"> change</w:t>
+      </w:r>
+      <w:proofErr w:type="gramEnd"/>
+      <w:r>
+        <w:t xml:space="preserve"> </w:t>
+      </w:r>
+      <w:r>
+        <w:t>can change the default options to a larger space</w:t>
+      </w:r>
+      <w:proofErr w:type="gramStart"/>
+      <w:r>
+        <w:t xml:space="preserve">, </w:t>
+      </w:r>
+      <w:r>
+        <w:t>it</w:t>
+      </w:r>
+      <w:proofErr w:type="gramEnd"/>
+      <w:r>
+        <w:t xml:space="preserve"> if needed</w:t>
+      </w:r>
+      <w:r>
+        <w:t xml:space="preserve">, but </w:t>
+      </w:r>
+      <w:r>
+        <w:t xml:space="preserve">would need approval from MDPI </w:t>
+      </w:r>
+      <w:proofErr w:type="gramStart"/>
+      <w:r>
+        <w:t>copy-editors</w:t>
+      </w:r>
+      <w:proofErr w:type="gramEnd"/>
+      <w:r>
+        <w:t>.</w:t>
       </w:r>
     </w:p>
     <w:p>
@@ -147,10 +198,16 @@
         </w:numPr>
       </w:pPr>
       <w:r>
-        <w:t xml:space="preserve">Ok, </w:t>
-      </w:r>
-      <w:r>
-        <w:t>the last two paragraphs have been organized under a Conclusion section.</w:t>
+        <w:t xml:space="preserve">The </w:t>
+      </w:r>
+      <w:r>
+        <w:t xml:space="preserve">last two paragraphs have </w:t>
+      </w:r>
+      <w:r>
+        <w:t xml:space="preserve">now </w:t>
+      </w:r>
+      <w:r>
+        <w:t>been organized under a Conclusion section.</w:t>
       </w:r>
     </w:p>
     <w:p>
@@ -174,7 +231,19 @@
         </w:numPr>
       </w:pPr>
       <w:r>
-        <w:t xml:space="preserve">Paragraph that this work applies to the 10 and 20 mm, which are the most common. Anticipate that these equations can but used for the other sizes (5mm and 40 mm), but data would need to be collected. </w:t>
+        <w:t>T</w:t>
+      </w:r>
+      <w:r>
+        <w:t xml:space="preserve">his work applies to the 10 and 20 mm, which are the most common. </w:t>
+      </w:r>
+      <w:r>
+        <w:t>We a</w:t>
+      </w:r>
+      <w:r>
+        <w:t xml:space="preserve">nticipate that these equations can but used for the other sizes (5mm and 40 mm), but data would need to be collected. </w:t>
+      </w:r>
+      <w:r>
+        <w:t xml:space="preserve"> The shapes of the 5 mm and 40 mm BPAs are similar. If one considers coefficients c1 and c2 to be exponential shaping factors, and c0 to be the relative importance of the exponential decay, then the equations should fit the similar curves but with different coefficients.</w:t>
       </w:r>
     </w:p>
     <w:p>
@@ -186,7 +255,15 @@
         </w:numPr>
       </w:pPr>
       <w:r>
-        <w:t>What is the stiffness of the Festo BPA when a zero pressure is applied? Characterization of such a passive stiffness is demanded.</w:t>
+        <w:t xml:space="preserve">What is the stiffness of the Festo BPA when </w:t>
+      </w:r>
+      <w:proofErr w:type="gramStart"/>
+      <w:r>
+        <w:t>a zero</w:t>
+      </w:r>
+      <w:proofErr w:type="gramEnd"/>
+      <w:r>
+        <w:t xml:space="preserve"> pressure is applied? Characterization of such a passive stiffness is demanded.</w:t>
       </w:r>
     </w:p>
     <w:p>
@@ -201,53 +278,60 @@
         <w:t xml:space="preserve">Agree that this is interesting, especially when considering active/passive elements of biological muscle. </w:t>
       </w:r>
       <w:r>
-        <w:t xml:space="preserve">Outside the scope of this work. We do not have the test setup for this. </w:t>
-      </w:r>
-      <w:r>
-        <w:t>It would require m</w:t>
-      </w:r>
-      <w:r>
-        <w:t xml:space="preserve">easuring between hose clamps on </w:t>
-      </w:r>
-      <w:r>
-        <w:t>Instron</w:t>
+        <w:t>We do not</w:t>
+      </w:r>
+      <w:r>
+        <w:t xml:space="preserve"> currently</w:t>
+      </w:r>
+      <w:r>
+        <w:t xml:space="preserve"> have the test setup for this.</w:t>
       </w:r>
       <w:r>
         <w:t xml:space="preserve"> </w:t>
       </w:r>
       <w:r>
-        <w:t xml:space="preserve">tensile </w:t>
-      </w:r>
-      <w:r>
-        <w:t>machine.</w:t>
+        <w:t>We believe that this question is o</w:t>
+      </w:r>
+      <w:r>
+        <w:t>utside the scope of this work</w:t>
+      </w:r>
+      <w:r>
+        <w:t xml:space="preserve"> as we have focused on lengths between 0 and 1 relative strain without the use of external force.</w:t>
       </w:r>
       <w:r>
         <w:t xml:space="preserve"> </w:t>
       </w:r>
       <w:r>
-        <w:t xml:space="preserve">The Festo Fluidic Muscle DMSP (2026) manual </w:t>
+        <w:t>The Festo Fluidic Muscle DMSP (2026) manual mention</w:t>
+      </w:r>
+      <w:r>
+        <w:t>s</w:t>
+      </w:r>
+      <w:r>
+        <w:t xml:space="preserve"> to avoid an unpressurized state and leave a residual pressure of up to 0.5 bar, and therefore </w:t>
+      </w:r>
+      <w:r>
+        <w:t xml:space="preserve">should </w:t>
+      </w:r>
+      <w:r>
+        <w:t xml:space="preserve">the passive stiffness at this </w:t>
       </w:r>
       <w:proofErr w:type="gramStart"/>
       <w:r>
-        <w:t>mention</w:t>
+        <w:t xml:space="preserve">pressure </w:t>
+      </w:r>
+      <w:r>
+        <w:t>sh</w:t>
+      </w:r>
+      <w:r>
+        <w:t>ould</w:t>
       </w:r>
       <w:proofErr w:type="gramEnd"/>
       <w:r>
-        <w:t xml:space="preserve"> to avoid </w:t>
-      </w:r>
-      <w:proofErr w:type="gramStart"/>
-      <w:r>
-        <w:t>an unpressurized</w:t>
-      </w:r>
-      <w:proofErr w:type="gramEnd"/>
-      <w:r>
-        <w:t xml:space="preserve"> state and leave a residual pressure of up to 0.5 bar, and therefore the passive stiffness at this pressure </w:t>
-      </w:r>
-      <w:r>
-        <w:t>sh</w:t>
-      </w:r>
-      <w:r>
-        <w:t>ould also be considered.</w:t>
+        <w:t xml:space="preserve"> also be considered</w:t>
+      </w:r>
+      <w:r>
+        <w:t>?</w:t>
       </w:r>
     </w:p>
     <w:p>
@@ -271,16 +355,63 @@
         </w:numPr>
       </w:pPr>
       <w:r>
-        <w:t>Noted on our analysis of maximum strain. We do not have systematic… Normalizing helps account for manufacturing variations. Own paragraph or combine with point 5.</w:t>
-      </w:r>
-      <w:r>
-        <w:t xml:space="preserve"> </w:t>
-      </w:r>
-      <w:r>
-        <w:rPr>
-          <w:color w:val="70AD47" w:themeColor="accent6"/>
-        </w:rPr>
-        <w:t>Add error bars to 3(b)</w:t>
+        <w:t xml:space="preserve">Noted on our analysis of maximum strain. We do not </w:t>
+      </w:r>
+      <w:r>
+        <w:t xml:space="preserve">currently </w:t>
+      </w:r>
+      <w:r>
+        <w:t xml:space="preserve">have </w:t>
+      </w:r>
+      <w:r>
+        <w:t xml:space="preserve">a </w:t>
+      </w:r>
+      <w:r>
+        <w:t>systemati</w:t>
+      </w:r>
+      <w:r>
+        <w:t xml:space="preserve">c analysis of the effects of manufacturing variations on BPA </w:t>
+      </w:r>
+      <w:proofErr w:type="gramStart"/>
+      <w:r>
+        <w:t>properties, but</w:t>
+      </w:r>
+      <w:proofErr w:type="gramEnd"/>
+      <w:r>
+        <w:t xml:space="preserve"> have noticed </w:t>
+      </w:r>
+      <w:proofErr w:type="gramStart"/>
+      <w:r>
+        <w:t>that</w:t>
+      </w:r>
+      <w:proofErr w:type="gramEnd"/>
+      <w:r>
+        <w:t xml:space="preserve"> seems to be more prominent in the 10 mm BPAs. </w:t>
+      </w:r>
+      <w:r>
+        <w:t xml:space="preserve">Normalizing helps account for manufacturing variations. </w:t>
+      </w:r>
+      <w:r>
+        <w:t>In addition, we have a</w:t>
+      </w:r>
+      <w:r>
+        <w:t>dd</w:t>
+      </w:r>
+      <w:r>
+        <w:t>ed</w:t>
+      </w:r>
+      <w:r>
+        <w:t xml:space="preserve"> error bars to </w:t>
+      </w:r>
+      <w:r>
+        <w:lastRenderedPageBreak/>
+        <w:t xml:space="preserve">Figure </w:t>
+      </w:r>
+      <w:r>
+        <w:t>3(b)</w:t>
+      </w:r>
+      <w:r>
+        <w:t xml:space="preserve"> to show the effect of being +/- 1 mm in measuring resting length or contracted length at 620 kPa.</w:t>
       </w:r>
     </w:p>
     <w:p>
@@ -304,25 +435,31 @@
         </w:numPr>
       </w:pPr>
       <w:r>
-        <w:t>Track down mentions in existing literature.</w:t>
-      </w:r>
-      <w:r>
-        <w:t xml:space="preserve"> We could run this in half a day.</w:t>
-      </w:r>
-    </w:p>
-    <w:p>
-      <w:pPr>
-        <w:pStyle w:val="ListParagraph"/>
-        <w:numPr>
-          <w:ilvl w:val="1"/>
-          <w:numId w:val="1"/>
-        </w:numPr>
-      </w:pPr>
-      <w:r>
-        <w:t xml:space="preserve">Agree that this is interesting to look at. We can mention it in the discussion. </w:t>
-      </w:r>
-      <w:r>
-        <w:t xml:space="preserve">We don’t currently have a test setup for this. </w:t>
+        <w:t>We a</w:t>
+      </w:r>
+      <w:r>
+        <w:t xml:space="preserve">gree that this is interesting to look at. We can mention it in the discussion. </w:t>
+      </w:r>
+      <w:r>
+        <w:t>We</w:t>
+      </w:r>
+      <w:r>
+        <w:t xml:space="preserve"> </w:t>
+      </w:r>
+      <w:r>
+        <w:t>don’t currently have a test setup for this</w:t>
+      </w:r>
+      <w:r>
+        <w:t xml:space="preserve"> and believe it is outside the scope of this paper</w:t>
+      </w:r>
+      <w:r>
+        <w:t>.</w:t>
+      </w:r>
+      <w:r>
+        <w:t xml:space="preserve"> There are no papers that measure this experimentally, only some that mention the Festo Fluidic Muscle datasheet.</w:t>
+      </w:r>
+      <w:r>
+        <w:t xml:space="preserve"> </w:t>
       </w:r>
       <w:r>
         <w:t xml:space="preserve">Festo </w:t>
@@ -331,17 +468,19 @@
         <w:t xml:space="preserve">(2026) </w:t>
       </w:r>
       <w:r>
-        <w:t xml:space="preserve">mentions that the 40 mm BPA can do 1 million cycles </w:t>
+        <w:t xml:space="preserve">mentions that </w:t>
+      </w:r>
+      <w:r>
+        <w:t>a</w:t>
+      </w:r>
+      <w:r>
+        <w:t xml:space="preserve"> 40 mm BPA can do 1 million cycles </w:t>
       </w:r>
       <w:r>
         <w:t>at 6000 N (maximum rated load), or 10 million cycles at 4000 N. The</w:t>
       </w:r>
       <w:r>
-        <w:t xml:space="preserve">y do not mention the service life of the other size BPAs. The Festo </w:t>
-      </w:r>
-      <w:r>
-        <w:lastRenderedPageBreak/>
-        <w:t>DMSP/MAS 2018</w:t>
+        <w:t>y do not mention the service life of the other size BPAs. The Festo DMSP/MAS 2018</w:t>
       </w:r>
       <w:r>
         <w:t xml:space="preserve"> Fluidic Muscle</w:t>
@@ -388,27 +527,45 @@
         </w:numPr>
       </w:pPr>
       <w:r>
-        <w:t>Another table to compare</w:t>
+        <w:t>We would like some clarification on this question. Would you like to see an additional</w:t>
+      </w:r>
+      <w:r>
+        <w:t xml:space="preserve"> table to compare</w:t>
       </w:r>
       <w:r>
         <w:t xml:space="preserve"> our data</w:t>
       </w:r>
       <w:r>
-        <w:t xml:space="preserve"> with Martins and Sarosi models</w:t>
-      </w:r>
-      <w:r>
-        <w:t xml:space="preserve"> at various lengths.</w:t>
-      </w:r>
-      <w:r>
-        <w:t xml:space="preserve"> </w:t>
-      </w:r>
-      <w:r>
-        <w:rPr>
-          <w:b/>
-          <w:bCs/>
-          <w:color w:val="EE0000"/>
-        </w:rPr>
-        <w:t>WORK ON THIS</w:t>
+        <w:t xml:space="preserve"> with </w:t>
+      </w:r>
+      <w:r>
+        <w:t xml:space="preserve">both the </w:t>
+      </w:r>
+      <w:r>
+        <w:t>Martins</w:t>
+      </w:r>
+      <w:r>
+        <w:t xml:space="preserve"> and </w:t>
+      </w:r>
+      <w:proofErr w:type="spellStart"/>
+      <w:r>
+        <w:t>Boblan</w:t>
+      </w:r>
+      <w:proofErr w:type="spellEnd"/>
+      <w:r>
+        <w:t xml:space="preserve"> and Sarosi</w:t>
+      </w:r>
+      <w:r>
+        <w:t xml:space="preserve"> et al.</w:t>
+      </w:r>
+      <w:r>
+        <w:t xml:space="preserve"> models</w:t>
+      </w:r>
+      <w:r>
+        <w:t xml:space="preserve"> at various lengths</w:t>
+      </w:r>
+      <w:r>
+        <w:t>?</w:t>
       </w:r>
     </w:p>
     <w:p>
@@ -446,10 +603,37 @@
         <w:t xml:space="preserve"> here (90 psi)</w:t>
       </w:r>
       <w:r>
-        <w:t>. Other pressures could relatively easily (say this more scientifically).</w:t>
-      </w:r>
-      <w:r>
-        <w:t xml:space="preserve"> Picking different values would affect coefficients minimally. Doesn’t serve as a true maximum. P</w:t>
+        <w:t xml:space="preserve">. Other pressures could relatively easily </w:t>
+      </w:r>
+      <w:r>
+        <w:t xml:space="preserve">be used, like 600 kPa maximum rated pressure for the 20 mm BPA, or 800 kPa which is </w:t>
+      </w:r>
+      <w:r>
+        <w:t>the maximum rated pressure for the 10 mm BPA.</w:t>
+      </w:r>
+      <w:r>
+        <w:t xml:space="preserve"> Picking different</w:t>
+      </w:r>
+      <w:r>
+        <w:t xml:space="preserve"> </w:t>
+      </w:r>
+      <w:r>
+        <w:t>values</w:t>
+      </w:r>
+      <w:r>
+        <w:t xml:space="preserve"> in working BPA pressure range</w:t>
+      </w:r>
+      <w:r>
+        <w:t xml:space="preserve"> would affect coefficients minimally. Doesn’t serve as a true maximum.</w:t>
+      </w:r>
+      <w:r>
+        <w:t xml:space="preserve"> It </w:t>
+      </w:r>
+      <w:r>
+        <w:t>allowed us to reduce Equation 8 from 6 coefficients to 3.</w:t>
+      </w:r>
+      <w:r>
+        <w:t xml:space="preserve"> This discussion is in the paragraph before the Conclusions section.</w:t>
       </w:r>
     </w:p>
     <w:p>
@@ -527,6 +711,7 @@
     </w:p>
     <w:p>
       <w:r>
+        <w:lastRenderedPageBreak/>
         <w:t xml:space="preserve">A simple analysis of a product's performance and the difference between the manufacturer's specifications and the individual device.  As a route to </w:t>
       </w:r>
       <w:r>
@@ -577,17 +762,19 @@
         </w:numPr>
       </w:pPr>
       <w:r>
-        <w:t>This is a mystery. In the 2013 catalogue (</w:t>
+        <w:t>In the 2013 catalogue (</w:t>
       </w:r>
       <w:r>
         <w:t>https://ftp.festo.com/Public/PNEUMATIC/SOFTWARE_SERVICE/Documentation/2015/EN/DMSP-MAS_EN.PDF</w:t>
       </w:r>
       <w:r>
-        <w:t xml:space="preserve">), they note that testing was done with BPAs that are 10x the diameter. I think their model must have a sign with an inverted parameter, because even in some of their documentation they note that force decreases with decreasing length. However, the 100 mm BPA should have much less force than what is shown in the curve. This is our experience and the reason for the testing. They don’t properly account for the end effects of the pressure </w:t>
-      </w:r>
-      <w:r>
-        <w:lastRenderedPageBreak/>
-        <w:t xml:space="preserve">vessel where end effects dominate: </w:t>
+        <w:t xml:space="preserve">), they note that testing was done with BPAs that are 10x the diameter. </w:t>
+      </w:r>
+      <w:r>
+        <w:t>It is possible</w:t>
+      </w:r>
+      <w:r>
+        <w:t xml:space="preserve"> model must have a sign with an inverted parameter, because even in some of their documentation they note that force decreases with decreasing length. However, the 100 mm BPA should have much less force than what is shown in the curve. This is our experience and the reason for the testing. They don’t properly account for the end effects of the pressure vessel where end effects dominate: </w:t>
       </w:r>
       <w:r>
         <w:tab/>
@@ -688,6 +875,23 @@
         </w:rPr>
         <w:t>find older references.</w:t>
       </w:r>
+      <w:r>
+        <w:rPr>
+          <w:color w:val="EE0000"/>
+        </w:rPr>
+        <w:t xml:space="preserve"> </w:t>
+      </w:r>
+      <w:r>
+        <w:t xml:space="preserve">This paragraph sort of trails off. Let’s update it </w:t>
+      </w:r>
+      <w:proofErr w:type="gramStart"/>
+      <w:r>
+        <w:t>clearly</w:t>
+      </w:r>
+      <w:proofErr w:type="gramEnd"/>
+      <w:r>
+        <w:t xml:space="preserve"> tie up ideas and transition to the next paragraph.</w:t>
+      </w:r>
     </w:p>
     <w:p>
       <w:pPr>
@@ -744,7 +948,11 @@
       </w:r>
       <w:proofErr w:type="spellEnd"/>
       <w:r>
-        <w:t xml:space="preserve">) rather than at an optimal fiber length".  Is the ability of the natural musculoskeletal system to adapt to the required loads and ranges placed upon them, by changing tenson length, sarcomere and </w:t>
+        <w:t xml:space="preserve">) rather than at an optimal fiber length".  Is the ability of the natural musculoskeletal system to adapt to the required loads and ranges placed </w:t>
+      </w:r>
+      <w:r>
+        <w:lastRenderedPageBreak/>
+        <w:t xml:space="preserve">upon them, by changing tenson length, sarcomere and </w:t>
       </w:r>
       <w:proofErr w:type="spellStart"/>
       <w:r>

--- a/Documentation/Reports and Papers/Isometric_Force_Test/Review_round_1/Reviewer_checklist.docx
+++ b/Documentation/Reports and Papers/Isometric_Force_Test/Review_round_1/Reviewer_checklist.docx
@@ -76,23 +76,7 @@
         </w:numPr>
       </w:pPr>
       <w:r>
-        <w:t xml:space="preserve">The size of Figures 2 through 4 </w:t>
-      </w:r>
-      <w:proofErr w:type="gramStart"/>
-      <w:r>
-        <w:t>have</w:t>
-      </w:r>
-      <w:proofErr w:type="gramEnd"/>
-      <w:r>
-        <w:t xml:space="preserve"> </w:t>
-      </w:r>
-      <w:proofErr w:type="gramStart"/>
-      <w:r>
-        <w:t>been increased</w:t>
-      </w:r>
-      <w:proofErr w:type="gramEnd"/>
-      <w:r>
-        <w:t>.</w:t>
+        <w:t>The size of Figures 2 through 4 have been increased.</w:t>
       </w:r>
     </w:p>
     <w:p>
@@ -104,15 +88,7 @@
         </w:numPr>
       </w:pPr>
       <w:r>
-        <w:t xml:space="preserve">There should be a space between the value and the unit, such </w:t>
-      </w:r>
-      <w:proofErr w:type="gramStart"/>
-      <w:r>
-        <w:t>as,</w:t>
-      </w:r>
-      <w:proofErr w:type="gramEnd"/>
-      <w:r>
-        <w:t xml:space="preserve"> 490 N. Check and revise across this manuscript.</w:t>
+        <w:t>There should be a space between the value and the unit, such as, 490 N. Check and revise across this manuscript.</w:t>
       </w:r>
     </w:p>
     <w:p>
@@ -124,57 +100,25 @@
         </w:numPr>
       </w:pPr>
       <w:r>
-        <w:t xml:space="preserve">We’ve used package </w:t>
-      </w:r>
-      <w:proofErr w:type="spellStart"/>
-      <w:r>
-        <w:t>siunitx</w:t>
-      </w:r>
-      <w:proofErr w:type="spellEnd"/>
-      <w:r>
-        <w:t xml:space="preserve"> with the standard /, space. We checked </w:t>
-      </w:r>
-      <w:r>
-        <w:t xml:space="preserve">the document and corrected a few that had a simple space. </w:t>
-      </w:r>
-      <w:proofErr w:type="gramStart"/>
-      <w:r>
-        <w:t>We</w:t>
-      </w:r>
-      <w:r>
-        <w:t xml:space="preserve"> change</w:t>
-      </w:r>
-      <w:proofErr w:type="gramEnd"/>
-      <w:r>
-        <w:t xml:space="preserve"> </w:t>
-      </w:r>
-      <w:r>
-        <w:t>can change the default options to a larger space</w:t>
-      </w:r>
-      <w:proofErr w:type="gramStart"/>
-      <w:r>
-        <w:t xml:space="preserve">, </w:t>
-      </w:r>
-      <w:r>
-        <w:t>it</w:t>
-      </w:r>
-      <w:proofErr w:type="gramEnd"/>
-      <w:r>
-        <w:t xml:space="preserve"> if needed</w:t>
+        <w:t xml:space="preserve">We’ve used package siunitx with the standard /, space. We checked </w:t>
+      </w:r>
+      <w:r>
+        <w:t>the document and corrected a few that had a simple space. We</w:t>
+      </w:r>
+      <w:r>
+        <w:t xml:space="preserve"> change </w:t>
+      </w:r>
+      <w:r>
+        <w:t xml:space="preserve">can change the default options to a larger space, </w:t>
+      </w:r>
+      <w:r>
+        <w:t>it if needed</w:t>
       </w:r>
       <w:r>
         <w:t xml:space="preserve">, but </w:t>
       </w:r>
       <w:r>
-        <w:t xml:space="preserve">would need approval from MDPI </w:t>
-      </w:r>
-      <w:proofErr w:type="gramStart"/>
-      <w:r>
-        <w:t>copy-editors</w:t>
-      </w:r>
-      <w:proofErr w:type="gramEnd"/>
-      <w:r>
-        <w:t>.</w:t>
+        <w:t>would need approval from MDPI copy-editors.</w:t>
       </w:r>
     </w:p>
     <w:p>
@@ -255,15 +199,7 @@
         </w:numPr>
       </w:pPr>
       <w:r>
-        <w:t xml:space="preserve">What is the stiffness of the Festo BPA when </w:t>
-      </w:r>
-      <w:proofErr w:type="gramStart"/>
-      <w:r>
-        <w:t>a zero</w:t>
-      </w:r>
-      <w:proofErr w:type="gramEnd"/>
-      <w:r>
-        <w:t xml:space="preserve"> pressure is applied? Characterization of such a passive stiffness is demanded.</w:t>
+        <w:t>What is the stiffness of the Festo BPA when a zero pressure is applied? Characterization of such a passive stiffness is demanded.</w:t>
       </w:r>
     </w:p>
     <w:p>
@@ -314,21 +250,13 @@
         <w:t xml:space="preserve">should </w:t>
       </w:r>
       <w:r>
-        <w:t xml:space="preserve">the passive stiffness at this </w:t>
-      </w:r>
-      <w:proofErr w:type="gramStart"/>
-      <w:r>
-        <w:t xml:space="preserve">pressure </w:t>
+        <w:t xml:space="preserve">the passive stiffness at this pressure </w:t>
       </w:r>
       <w:r>
         <w:t>sh</w:t>
       </w:r>
       <w:r>
-        <w:t>ould</w:t>
-      </w:r>
-      <w:proofErr w:type="gramEnd"/>
-      <w:r>
-        <w:t xml:space="preserve"> also be considered</w:t>
+        <w:t>ould also be considered</w:t>
       </w:r>
       <w:r>
         <w:t>?</w:t>
@@ -370,23 +298,7 @@
         <w:t>systemati</w:t>
       </w:r>
       <w:r>
-        <w:t xml:space="preserve">c analysis of the effects of manufacturing variations on BPA </w:t>
-      </w:r>
-      <w:proofErr w:type="gramStart"/>
-      <w:r>
-        <w:t>properties, but</w:t>
-      </w:r>
-      <w:proofErr w:type="gramEnd"/>
-      <w:r>
-        <w:t xml:space="preserve"> have noticed </w:t>
-      </w:r>
-      <w:proofErr w:type="gramStart"/>
-      <w:r>
-        <w:t>that</w:t>
-      </w:r>
-      <w:proofErr w:type="gramEnd"/>
-      <w:r>
-        <w:t xml:space="preserve"> seems to be more prominent in the 10 mm BPAs. </w:t>
+        <w:t xml:space="preserve">c analysis of the effects of manufacturing variations on BPA properties, but have noticed that seems to be more prominent in the 10 mm BPAs. </w:t>
       </w:r>
       <w:r>
         <w:t xml:space="preserve">Normalizing helps account for manufacturing variations. </w:t>
@@ -527,45 +439,7 @@
         </w:numPr>
       </w:pPr>
       <w:r>
-        <w:t>We would like some clarification on this question. Would you like to see an additional</w:t>
-      </w:r>
-      <w:r>
-        <w:t xml:space="preserve"> table to compare</w:t>
-      </w:r>
-      <w:r>
-        <w:t xml:space="preserve"> our data</w:t>
-      </w:r>
-      <w:r>
-        <w:t xml:space="preserve"> with </w:t>
-      </w:r>
-      <w:r>
-        <w:t xml:space="preserve">both the </w:t>
-      </w:r>
-      <w:r>
-        <w:t>Martins</w:t>
-      </w:r>
-      <w:r>
-        <w:t xml:space="preserve"> and </w:t>
-      </w:r>
-      <w:proofErr w:type="spellStart"/>
-      <w:r>
-        <w:t>Boblan</w:t>
-      </w:r>
-      <w:proofErr w:type="spellEnd"/>
-      <w:r>
-        <w:t xml:space="preserve"> and Sarosi</w:t>
-      </w:r>
-      <w:r>
-        <w:t xml:space="preserve"> et al.</w:t>
-      </w:r>
-      <w:r>
-        <w:t xml:space="preserve"> models</w:t>
-      </w:r>
-      <w:r>
-        <w:t xml:space="preserve"> at various lengths</w:t>
-      </w:r>
-      <w:r>
-        <w:t>?</w:t>
+        <w:t>Table 3 has been added to compare our model with that of Sarosi and Martens and Bolan.</w:t>
       </w:r>
     </w:p>
     <w:p>
@@ -577,15 +451,7 @@
         </w:numPr>
       </w:pPr>
       <w:r>
-        <w:t xml:space="preserve">Why </w:t>
-      </w:r>
-      <w:proofErr w:type="gramStart"/>
-      <w:r>
-        <w:t>620 kPa is</w:t>
-      </w:r>
-      <w:proofErr w:type="gramEnd"/>
-      <w:r>
-        <w:t xml:space="preserve"> chosen as the normalization reference? Whether other pressures can also be employed?</w:t>
+        <w:t>Why 620 kPa is chosen as the normalization reference? Whether other pressures can also be employed?</w:t>
       </w:r>
     </w:p>
     <w:p>
@@ -844,15 +710,7 @@
         <w:t>The improved Hill-muscle model of Thelen [22] shows an exponential term for a muscle’s passive force-length property concentric loading.</w:t>
       </w:r>
       <w:r>
-        <w:t xml:space="preserve">"  This model is specifically for aging muscles.  In </w:t>
-      </w:r>
-      <w:proofErr w:type="gramStart"/>
-      <w:r>
-        <w:t>general</w:t>
-      </w:r>
-      <w:proofErr w:type="gramEnd"/>
-      <w:r>
-        <w:t xml:space="preserve"> the impact of the connective tissue on the curve is a step function.  Do the authors have a more general reference for this?</w:t>
+        <w:t>"  This model is specifically for aging muscles.  In general the impact of the connective tissue on the curve is a step function.  Do the authors have a more general reference for this?</w:t>
       </w:r>
     </w:p>
     <w:p>
@@ -882,15 +740,7 @@
         <w:t xml:space="preserve"> </w:t>
       </w:r>
       <w:r>
-        <w:t xml:space="preserve">This paragraph sort of trails off. Let’s update it </w:t>
-      </w:r>
-      <w:proofErr w:type="gramStart"/>
-      <w:r>
-        <w:t>clearly</w:t>
-      </w:r>
-      <w:proofErr w:type="gramEnd"/>
-      <w:r>
-        <w:t xml:space="preserve"> tie up ideas and transition to the next paragraph.</w:t>
+        <w:t>This paragraph sort of trails off. Let’s update it clearly tie up ideas and transition to the next paragraph.</w:t>
       </w:r>
     </w:p>
     <w:p>
@@ -926,19 +776,7 @@
         </w:numPr>
       </w:pPr>
       <w:r>
-        <w:t xml:space="preserve">An observation is that the disadvantage of BPAs </w:t>
-      </w:r>
-      <w:proofErr w:type="gramStart"/>
-      <w:r>
-        <w:t>are</w:t>
-      </w:r>
-      <w:proofErr w:type="gramEnd"/>
-      <w:r>
-        <w:t>: "maximum tensile force occurs at resting (i.e., uninflated) length (</w:t>
-      </w:r>
-      <w:proofErr w:type="spellStart"/>
-      <w:r>
-        <w:t>l</w:t>
+        <w:t>An observation is that the disadvantage of BPAs are: "maximum tensile force occurs at resting (i.e., uninflated) length (l</w:t>
       </w:r>
       <w:r>
         <w:rPr>
@@ -946,21 +784,12 @@
         </w:rPr>
         <w:t>rest</w:t>
       </w:r>
-      <w:proofErr w:type="spellEnd"/>
       <w:r>
         <w:t xml:space="preserve">) rather than at an optimal fiber length".  Is the ability of the natural musculoskeletal system to adapt to the required loads and ranges placed </w:t>
       </w:r>
       <w:r>
         <w:lastRenderedPageBreak/>
-        <w:t xml:space="preserve">upon them, by changing tenson length, sarcomere and </w:t>
-      </w:r>
-      <w:proofErr w:type="spellStart"/>
-      <w:r>
-        <w:t>fibre</w:t>
-      </w:r>
-      <w:proofErr w:type="spellEnd"/>
-      <w:r>
-        <w:t xml:space="preserve"> numbers, at least as significant problem when trying to mimic the natural system?</w:t>
+        <w:t>upon them, by changing tenson length, sarcomere and fibre numbers, at least as significant problem when trying to mimic the natural system?</w:t>
       </w:r>
     </w:p>
     <w:p>

--- a/Documentation/Reports and Papers/Isometric_Force_Test/Review_round_1/Reviewer_checklist.docx
+++ b/Documentation/Reports and Papers/Isometric_Force_Test/Review_round_1/Reviewer_checklist.docx
@@ -76,7 +76,23 @@
         </w:numPr>
       </w:pPr>
       <w:r>
-        <w:t>The size of Figures 2 through 4 have been increased.</w:t>
+        <w:t xml:space="preserve">The size of Figures 2 through 4 </w:t>
+      </w:r>
+      <w:proofErr w:type="gramStart"/>
+      <w:r>
+        <w:t>have</w:t>
+      </w:r>
+      <w:proofErr w:type="gramEnd"/>
+      <w:r>
+        <w:t xml:space="preserve"> </w:t>
+      </w:r>
+      <w:proofErr w:type="gramStart"/>
+      <w:r>
+        <w:t>been increased</w:t>
+      </w:r>
+      <w:proofErr w:type="gramEnd"/>
+      <w:r>
+        <w:t>.</w:t>
       </w:r>
     </w:p>
     <w:p>
@@ -88,7 +104,15 @@
         </w:numPr>
       </w:pPr>
       <w:r>
-        <w:t>There should be a space between the value and the unit, such as, 490 N. Check and revise across this manuscript.</w:t>
+        <w:t xml:space="preserve">There should be a space between the value and the unit, such </w:t>
+      </w:r>
+      <w:proofErr w:type="gramStart"/>
+      <w:r>
+        <w:t>as,</w:t>
+      </w:r>
+      <w:proofErr w:type="gramEnd"/>
+      <w:r>
+        <w:t xml:space="preserve"> 490 N. Check and revise across this manuscript.</w:t>
       </w:r>
     </w:p>
     <w:p>
@@ -100,25 +124,57 @@
         </w:numPr>
       </w:pPr>
       <w:r>
-        <w:t xml:space="preserve">We’ve used package siunitx with the standard /, space. We checked </w:t>
-      </w:r>
-      <w:r>
-        <w:t>the document and corrected a few that had a simple space. We</w:t>
-      </w:r>
-      <w:r>
-        <w:t xml:space="preserve"> change </w:t>
-      </w:r>
-      <w:r>
-        <w:t xml:space="preserve">can change the default options to a larger space, </w:t>
-      </w:r>
-      <w:r>
-        <w:t>it if needed</w:t>
+        <w:t xml:space="preserve">We’ve used package </w:t>
+      </w:r>
+      <w:proofErr w:type="spellStart"/>
+      <w:r>
+        <w:t>siunitx</w:t>
+      </w:r>
+      <w:proofErr w:type="spellEnd"/>
+      <w:r>
+        <w:t xml:space="preserve"> with the standard /, space. We checked </w:t>
+      </w:r>
+      <w:r>
+        <w:t xml:space="preserve">the document and corrected a few that had a simple space. </w:t>
+      </w:r>
+      <w:proofErr w:type="gramStart"/>
+      <w:r>
+        <w:t>We</w:t>
+      </w:r>
+      <w:r>
+        <w:t xml:space="preserve"> change</w:t>
+      </w:r>
+      <w:proofErr w:type="gramEnd"/>
+      <w:r>
+        <w:t xml:space="preserve"> </w:t>
+      </w:r>
+      <w:r>
+        <w:t>can change the default options to a larger space</w:t>
+      </w:r>
+      <w:proofErr w:type="gramStart"/>
+      <w:r>
+        <w:t xml:space="preserve">, </w:t>
+      </w:r>
+      <w:r>
+        <w:t>it</w:t>
+      </w:r>
+      <w:proofErr w:type="gramEnd"/>
+      <w:r>
+        <w:t xml:space="preserve"> if needed</w:t>
       </w:r>
       <w:r>
         <w:t xml:space="preserve">, but </w:t>
       </w:r>
       <w:r>
-        <w:t>would need approval from MDPI copy-editors.</w:t>
+        <w:t xml:space="preserve">would need approval from MDPI </w:t>
+      </w:r>
+      <w:proofErr w:type="gramStart"/>
+      <w:r>
+        <w:t>copy-editors</w:t>
+      </w:r>
+      <w:proofErr w:type="gramEnd"/>
+      <w:r>
+        <w:t>.</w:t>
       </w:r>
     </w:p>
     <w:p>
@@ -184,7 +240,15 @@
         <w:t>We a</w:t>
       </w:r>
       <w:r>
-        <w:t xml:space="preserve">nticipate that these equations can but used for the other sizes (5mm and 40 mm), but data would need to be collected. </w:t>
+        <w:t>nticipate that these equations can but used for the other sizes (5</w:t>
+      </w:r>
+      <w:proofErr w:type="gramStart"/>
+      <w:r>
+        <w:t>mm</w:t>
+      </w:r>
+      <w:proofErr w:type="gramEnd"/>
+      <w:r>
+        <w:t xml:space="preserve"> and 40 mm), but data would need to be collected. </w:t>
       </w:r>
       <w:r>
         <w:t xml:space="preserve"> The shapes of the 5 mm and 40 mm BPAs are similar. If one considers coefficients c1 and c2 to be exponential shaping factors, and c0 to be the relative importance of the exponential decay, then the equations should fit the similar curves but with different coefficients.</w:t>
@@ -199,7 +263,23 @@
         </w:numPr>
       </w:pPr>
       <w:r>
-        <w:t>What is the stiffness of the Festo BPA when a zero pressure is applied? Characterization of such a passive stiffness is demanded.</w:t>
+        <w:t xml:space="preserve">What is the stiffness of the Festo BPA when </w:t>
+      </w:r>
+      <w:proofErr w:type="gramStart"/>
+      <w:r>
+        <w:t>a zero</w:t>
+      </w:r>
+      <w:proofErr w:type="gramEnd"/>
+      <w:r>
+        <w:t xml:space="preserve"> pressure is applied? Characterization of </w:t>
+      </w:r>
+      <w:proofErr w:type="gramStart"/>
+      <w:r>
+        <w:t>such a</w:t>
+      </w:r>
+      <w:proofErr w:type="gramEnd"/>
+      <w:r>
+        <w:t xml:space="preserve"> passive stiffness is demanded.</w:t>
       </w:r>
     </w:p>
     <w:p>
@@ -250,13 +330,21 @@
         <w:t xml:space="preserve">should </w:t>
       </w:r>
       <w:r>
-        <w:t xml:space="preserve">the passive stiffness at this pressure </w:t>
+        <w:t xml:space="preserve">the passive stiffness at this </w:t>
+      </w:r>
+      <w:proofErr w:type="gramStart"/>
+      <w:r>
+        <w:t xml:space="preserve">pressure </w:t>
       </w:r>
       <w:r>
         <w:t>sh</w:t>
       </w:r>
       <w:r>
-        <w:t>ould also be considered</w:t>
+        <w:t>ould</w:t>
+      </w:r>
+      <w:proofErr w:type="gramEnd"/>
+      <w:r>
+        <w:t xml:space="preserve"> also be considered</w:t>
       </w:r>
       <w:r>
         <w:t>?</w:t>
@@ -298,7 +386,23 @@
         <w:t>systemati</w:t>
       </w:r>
       <w:r>
-        <w:t xml:space="preserve">c analysis of the effects of manufacturing variations on BPA properties, but have noticed that seems to be more prominent in the 10 mm BPAs. </w:t>
+        <w:t xml:space="preserve">c analysis of the effects of manufacturing variations on BPA </w:t>
+      </w:r>
+      <w:proofErr w:type="gramStart"/>
+      <w:r>
+        <w:t>properties, but</w:t>
+      </w:r>
+      <w:proofErr w:type="gramEnd"/>
+      <w:r>
+        <w:t xml:space="preserve"> have noticed </w:t>
+      </w:r>
+      <w:proofErr w:type="gramStart"/>
+      <w:r>
+        <w:t>that</w:t>
+      </w:r>
+      <w:proofErr w:type="gramEnd"/>
+      <w:r>
+        <w:t xml:space="preserve"> seems to be more prominent in the 10 mm BPAs. </w:t>
       </w:r>
       <w:r>
         <w:t xml:space="preserve">Normalizing helps account for manufacturing variations. </w:t>
@@ -441,6 +545,9 @@
       <w:r>
         <w:t>Table 3 has been added to compare our model with that of Sarosi and Martens and Bolan.</w:t>
       </w:r>
+      <w:r>
+        <w:t xml:space="preserve"> Subsection Comparison with Existing BPA Models has been added to Discussion.</w:t>
+      </w:r>
     </w:p>
     <w:p>
       <w:pPr>
@@ -451,7 +558,15 @@
         </w:numPr>
       </w:pPr>
       <w:r>
-        <w:t>Why 620 kPa is chosen as the normalization reference? Whether other pressures can also be employed?</w:t>
+        <w:t xml:space="preserve">Why </w:t>
+      </w:r>
+      <w:proofErr w:type="gramStart"/>
+      <w:r>
+        <w:t>620 kPa is</w:t>
+      </w:r>
+      <w:proofErr w:type="gramEnd"/>
+      <w:r>
+        <w:t xml:space="preserve"> chosen as the normalization reference? Whether other pressures can also be employed?</w:t>
       </w:r>
     </w:p>
     <w:p>
@@ -523,7 +638,15 @@
         </w:numPr>
       </w:pPr>
       <w:r>
-        <w:t>Yes. Small equation. Can also be used in lookup table for quick real-time control.</w:t>
+        <w:t xml:space="preserve">Yes. Small equation. </w:t>
+      </w:r>
+      <w:proofErr w:type="gramStart"/>
+      <w:r>
+        <w:t>Can</w:t>
+      </w:r>
+      <w:proofErr w:type="gramEnd"/>
+      <w:r>
+        <w:t xml:space="preserve"> also be used in lookup table for quick real-time control.</w:t>
       </w:r>
     </w:p>
     <w:p>
@@ -710,7 +833,15 @@
         <w:t>The improved Hill-muscle model of Thelen [22] shows an exponential term for a muscle’s passive force-length property concentric loading.</w:t>
       </w:r>
       <w:r>
-        <w:t>"  This model is specifically for aging muscles.  In general the impact of the connective tissue on the curve is a step function.  Do the authors have a more general reference for this?</w:t>
+        <w:t xml:space="preserve">"  This model is specifically for aging muscles.  In </w:t>
+      </w:r>
+      <w:proofErr w:type="gramStart"/>
+      <w:r>
+        <w:t>general</w:t>
+      </w:r>
+      <w:proofErr w:type="gramEnd"/>
+      <w:r>
+        <w:t xml:space="preserve"> the impact of the connective tissue on the curve is a step function.  Do the authors have a more general reference for this?</w:t>
       </w:r>
     </w:p>
     <w:p>
@@ -725,22 +856,7 @@
         </w:rPr>
       </w:pPr>
       <w:r>
-        <w:t xml:space="preserve">i.e. </w:t>
-      </w:r>
-      <w:r>
-        <w:rPr>
-          <w:color w:val="EE0000"/>
-        </w:rPr>
-        <w:t>find older references.</w:t>
-      </w:r>
-      <w:r>
-        <w:rPr>
-          <w:color w:val="EE0000"/>
-        </w:rPr>
-        <w:t xml:space="preserve"> </w:t>
-      </w:r>
-      <w:r>
-        <w:t>This paragraph sort of trails off. Let’s update it clearly tie up ideas and transition to the next paragraph.</w:t>
+        <w:t>Added Biomimetic Artificial Muscle Analogy subsection to discussion mentioning the work of Winters and Chou and Hannaford.</w:t>
       </w:r>
     </w:p>
     <w:p>
@@ -776,7 +892,19 @@
         </w:numPr>
       </w:pPr>
       <w:r>
-        <w:t>An observation is that the disadvantage of BPAs are: "maximum tensile force occurs at resting (i.e., uninflated) length (l</w:t>
+        <w:t xml:space="preserve">An observation is that the disadvantage of BPAs </w:t>
+      </w:r>
+      <w:proofErr w:type="gramStart"/>
+      <w:r>
+        <w:t>are</w:t>
+      </w:r>
+      <w:proofErr w:type="gramEnd"/>
+      <w:r>
+        <w:t>: "maximum tensile force occurs at resting (i.e., uninflated) length (</w:t>
+      </w:r>
+      <w:proofErr w:type="spellStart"/>
+      <w:r>
+        <w:t>l</w:t>
       </w:r>
       <w:r>
         <w:rPr>
@@ -784,12 +912,21 @@
         </w:rPr>
         <w:t>rest</w:t>
       </w:r>
+      <w:proofErr w:type="spellEnd"/>
       <w:r>
         <w:t xml:space="preserve">) rather than at an optimal fiber length".  Is the ability of the natural musculoskeletal system to adapt to the required loads and ranges placed </w:t>
       </w:r>
       <w:r>
         <w:lastRenderedPageBreak/>
-        <w:t>upon them, by changing tenson length, sarcomere and fibre numbers, at least as significant problem when trying to mimic the natural system?</w:t>
+        <w:t xml:space="preserve">upon them, by changing tenson length, sarcomere and </w:t>
+      </w:r>
+      <w:proofErr w:type="spellStart"/>
+      <w:r>
+        <w:t>fibre</w:t>
+      </w:r>
+      <w:proofErr w:type="spellEnd"/>
+      <w:r>
+        <w:t xml:space="preserve"> numbers, at least as significant problem when trying to mimic the natural system?</w:t>
       </w:r>
     </w:p>
     <w:p>
